--- a/public/WORKHOP PROPOSAL.docx
+++ b/public/WORKHOP PROPOSAL.docx
@@ -1,6 +1,6 @@
 
 <file path=word/document.xml><?xml version="1.0" encoding="utf-8"?>
-<w:document xmlns:wpc="http://schemas.microsoft.com/office/word/2010/wordprocessingCanvas" xmlns:cx="http://schemas.microsoft.com/office/drawing/2014/chartex" xmlns:cx1="http://schemas.microsoft.com/office/drawing/2015/9/8/chartex" xmlns:mc="http://schemas.openxmlformats.org/markup-compatibility/2006" xmlns:o="urn:schemas-microsoft-com:office:office" xmlns:r="http://schemas.openxmlformats.org/officeDocument/2006/relationships" xmlns:m="http://schemas.openxmlformats.org/officeDocument/2006/math" xmlns:v="urn:schemas-microsoft-com:vml" xmlns:wp14="http://schemas.microsoft.com/office/word/2010/wordprocessingDrawing" xmlns:wp="http://schemas.openxmlformats.org/drawingml/2006/wordprocessingDrawing" xmlns:w10="urn:schemas-microsoft-com:office:word" xmlns:w="http://schemas.openxmlformats.org/wordprocessingml/2006/main" xmlns:w14="http://schemas.microsoft.com/office/word/2010/wordml" xmlns:w15="http://schemas.microsoft.com/office/word/2012/wordml" xmlns:w16se="http://schemas.microsoft.com/office/word/2015/wordml/symex" xmlns:wpg="http://schemas.microsoft.com/office/word/2010/wordprocessingGroup" xmlns:wpi="http://schemas.microsoft.com/office/word/2010/wordprocessingInk" xmlns:wne="http://schemas.microsoft.com/office/word/2006/wordml" xmlns:wps="http://schemas.microsoft.com/office/word/2010/wordprocessingShape" mc:Ignorable="w14 w15 w16se wp14">
+<w:document xmlns:wpc="http://schemas.microsoft.com/office/word/2010/wordprocessingCanvas" xmlns:cx="http://schemas.microsoft.com/office/drawing/2014/chartex" xmlns:cx1="http://schemas.microsoft.com/office/drawing/2015/9/8/chartex" xmlns:cx2="http://schemas.microsoft.com/office/drawing/2015/10/21/chartex" xmlns:cx3="http://schemas.microsoft.com/office/drawing/2016/5/9/chartex" xmlns:cx4="http://schemas.microsoft.com/office/drawing/2016/5/10/chartex" xmlns:cx5="http://schemas.microsoft.com/office/drawing/2016/5/11/chartex" xmlns:cx6="http://schemas.microsoft.com/office/drawing/2016/5/12/chartex" xmlns:cx7="http://schemas.microsoft.com/office/drawing/2016/5/13/chartex" xmlns:cx8="http://schemas.microsoft.com/office/drawing/2016/5/14/chartex" xmlns:mc="http://schemas.openxmlformats.org/markup-compatibility/2006" xmlns:aink="http://schemas.microsoft.com/office/drawing/2016/ink" xmlns:am3d="http://schemas.microsoft.com/office/drawing/2017/model3d" xmlns:o="urn:schemas-microsoft-com:office:office" xmlns:r="http://schemas.openxmlformats.org/officeDocument/2006/relationships" xmlns:m="http://schemas.openxmlformats.org/officeDocument/2006/math" xmlns:v="urn:schemas-microsoft-com:vml" xmlns:wp14="http://schemas.microsoft.com/office/word/2010/wordprocessingDrawing" xmlns:wp="http://schemas.openxmlformats.org/drawingml/2006/wordprocessingDrawing" xmlns:w10="urn:schemas-microsoft-com:office:word" xmlns:w="http://schemas.openxmlformats.org/wordprocessingml/2006/main" xmlns:w14="http://schemas.microsoft.com/office/word/2010/wordml" xmlns:w15="http://schemas.microsoft.com/office/word/2012/wordml" xmlns:w16cex="http://schemas.microsoft.com/office/word/2018/wordml/cex" xmlns:w16cid="http://schemas.microsoft.com/office/word/2016/wordml/cid" xmlns:w16="http://schemas.microsoft.com/office/word/2018/wordml" xmlns:w16sdtdh="http://schemas.microsoft.com/office/word/2020/wordml/sdtdatahash" xmlns:w16se="http://schemas.microsoft.com/office/word/2015/wordml/symex" xmlns:wpg="http://schemas.microsoft.com/office/word/2010/wordprocessingGroup" xmlns:wpi="http://schemas.microsoft.com/office/word/2010/wordprocessingInk" xmlns:wne="http://schemas.microsoft.com/office/word/2006/wordml" xmlns:wps="http://schemas.microsoft.com/office/word/2010/wordprocessingShape" mc:Ignorable="w14 w15 w16se w16cid w16 w16cex w16sdtdh wp14">
   <w:body>
     <w:p>
       <w:pPr>
@@ -98,9 +98,13 @@
           <w:sz w:val="32"/>
           <w:szCs w:val="32"/>
         </w:rPr>
-        <w:t xml:space="preserve">    </w:t>
-      </w:r>
-      <w:r>
+        <w:t xml:space="preserve"> </w:t>
+      </w:r>
+    </w:p>
+    <w:p>
+      <w:pPr>
+        <w:pStyle w:val="HTMLBody"/>
+        <w:jc w:val="center"/>
         <w:rPr>
           <w:rFonts w:ascii="Times New Roman" w:hAnsi="Times New Roman" w:cs="Times New Roman"/>
           <w:b/>
@@ -108,13 +112,8 @@
           <w:sz w:val="32"/>
           <w:szCs w:val="32"/>
         </w:rPr>
-        <w:t>International Conference on Data-Processing and Networking</w:t>
-      </w:r>
-    </w:p>
-    <w:p>
-      <w:pPr>
-        <w:pStyle w:val="HTMLBody"/>
-        <w:jc w:val="center"/>
+      </w:pPr>
+      <w:r>
         <w:rPr>
           <w:rFonts w:ascii="Times New Roman" w:hAnsi="Times New Roman" w:cs="Times New Roman"/>
           <w:b/>
@@ -122,7 +121,8 @@
           <w:sz w:val="32"/>
           <w:szCs w:val="32"/>
         </w:rPr>
-      </w:pPr>
+        <w:t xml:space="preserve">    </w:t>
+      </w:r>
       <w:r>
         <w:rPr>
           <w:rFonts w:ascii="Times New Roman" w:hAnsi="Times New Roman" w:cs="Times New Roman"/>
@@ -131,10 +131,31 @@
           <w:sz w:val="32"/>
           <w:szCs w:val="32"/>
         </w:rPr>
+        <w:t>International Conference on Data-Processing and Networking</w:t>
+      </w:r>
+    </w:p>
+    <w:p>
+      <w:pPr>
+        <w:pStyle w:val="HTMLBody"/>
+        <w:jc w:val="center"/>
+        <w:rPr>
+          <w:rFonts w:ascii="Times New Roman" w:hAnsi="Times New Roman" w:cs="Times New Roman"/>
+          <w:b/>
+          <w:noProof/>
+          <w:sz w:val="32"/>
+          <w:szCs w:val="32"/>
+        </w:rPr>
+      </w:pPr>
+      <w:r>
+        <w:rPr>
+          <w:rFonts w:ascii="Times New Roman" w:hAnsi="Times New Roman" w:cs="Times New Roman"/>
+          <w:b/>
+          <w:noProof/>
+          <w:sz w:val="32"/>
+          <w:szCs w:val="32"/>
+        </w:rPr>
         <w:t xml:space="preserve"> (ICDPN-2026</w:t>
       </w:r>
-      <w:bookmarkStart w:id="0" w:name="_GoBack"/>
-      <w:bookmarkEnd w:id="0"/>
       <w:r>
         <w:rPr>
           <w:rFonts w:ascii="Times New Roman" w:hAnsi="Times New Roman" w:cs="Times New Roman"/>
@@ -396,32 +417,8 @@
       </w:r>
     </w:p>
     <w:p>
-      <w:pPr>
-        <w:rPr>
-          <w:rFonts w:ascii="Candara" w:hAnsi="Candara" w:cs="Arial"/>
-          <w:b/>
-        </w:rPr>
-      </w:pPr>
-      <w:r>
-        <w:rPr>
-          <w:rFonts w:ascii="Candara" w:hAnsi="Candara" w:cs="Arial"/>
-          <w:b/>
-        </w:rPr>
-        <w:t xml:space="preserve">[Insert </w:t>
-      </w:r>
-      <w:r>
-        <w:rPr>
-          <w:rFonts w:ascii="Candara" w:hAnsi="Candara" w:cs="Arial"/>
-          <w:b/>
-        </w:rPr>
-        <w:t>Workshop Session Name</w:t>
-      </w:r>
-      <w:r>
-        <w:rPr>
-          <w:rFonts w:ascii="Candara" w:hAnsi="Candara" w:cs="Arial"/>
-          <w:b/>
-        </w:rPr>
-        <w:t>]</w:t>
+      <w:r>
+        <w:t>Data-Driven Management and AI-Powered Enterprise Systems (DMAIPES 2026)</w:t>
       </w:r>
     </w:p>
     <w:p>
@@ -461,30 +458,237 @@
     </w:p>
     <w:p>
       <w:pPr>
-        <w:rPr>
-          <w:rFonts w:ascii="Candara" w:hAnsi="Candara" w:cs="Arial"/>
-        </w:rPr>
-      </w:pPr>
-      <w:r>
-        <w:rPr>
-          <w:rFonts w:ascii="Candara" w:hAnsi="Candara" w:cs="Arial"/>
-          <w:b/>
-        </w:rPr>
-        <w:t>[Name</w:t>
-      </w:r>
-      <w:r>
-        <w:rPr>
-          <w:rFonts w:ascii="Candara" w:hAnsi="Candara" w:cs="Arial"/>
-          <w:b/>
-        </w:rPr>
-        <w:t>, University or Organization, Country, e-mail</w:t>
-      </w:r>
-      <w:r>
-        <w:rPr>
-          <w:rFonts w:ascii="Candara" w:hAnsi="Candara" w:cs="Arial"/>
-          <w:b/>
-        </w:rPr>
-        <w:t>]</w:t>
+        <w:pStyle w:val="NormalWeb"/>
+        <w:rPr>
+          <w:rFonts w:ascii="Candara" w:hAnsi="Candara"/>
+          <w:bCs/>
+          <w:sz w:val="22"/>
+          <w:szCs w:val="22"/>
+        </w:rPr>
+      </w:pPr>
+      <w:r>
+        <w:rPr>
+          <w:rStyle w:val="Strong"/>
+        </w:rPr>
+        <w:t>Dr. Deepti Khanna</w:t>
+      </w:r>
+      <w:r>
+        <w:t xml:space="preserve">, Associate Professor, </w:t>
+      </w:r>
+      <w:r>
+        <w:t>Jagan Institute of Management Studies (JIMS), affiliated to Guru Gobind Singh Indraprastha University (GGSIPU)</w:t>
+      </w:r>
+      <w:r>
+        <w:t>, Rohini, New Delhi, India</w:t>
+      </w:r>
+      <w:r>
+        <w:rPr>
+          <w:rFonts w:ascii="Segoe UI Symbol" w:hAnsi="Segoe UI Symbol" w:cs="Segoe UI Symbol"/>
+        </w:rPr>
+        <w:t xml:space="preserve">, </w:t>
+      </w:r>
+      <w:hyperlink r:id="rId6" w:history="1">
+        <w:r>
+          <w:rPr>
+            <w:rStyle w:val="Hyperlink"/>
+            <w:rFonts w:ascii="Segoe UI Symbol" w:hAnsi="Segoe UI Symbol" w:cs="Segoe UI Symbol"/>
+          </w:rPr>
+          <w:t>drdeeptichoprakhanna@gmail.com</w:t>
+        </w:r>
+      </w:hyperlink>
+      <w:r>
+        <w:rPr>
+          <w:rFonts w:ascii="Segoe UI Symbol" w:hAnsi="Segoe UI Symbol" w:cs="Segoe UI Symbol"/>
+        </w:rPr>
+        <w:t xml:space="preserve"> ,</w:t>
+      </w:r>
+      <w:r>
+        <w:t xml:space="preserve"> 9958295454</w:t>
+      </w:r>
+    </w:p>
+    <w:p>
+      <w:pPr>
+        <w:pStyle w:val="NormalWeb"/>
+      </w:pPr>
+      <w:r>
+        <w:rPr>
+          <w:rStyle w:val="Strong"/>
+        </w:rPr>
+        <w:t>Dr. Kamal Kundra</w:t>
+      </w:r>
+      <w:r>
+        <w:t xml:space="preserve">, Professor (IT &amp; AI/ML), Controller of Examination, New Delhi Institute of Management, New Delhi, India, </w:t>
+      </w:r>
+      <w:hyperlink r:id="rId7" w:history="1">
+        <w:r>
+          <w:rPr>
+            <w:rStyle w:val="Hyperlink"/>
+          </w:rPr>
+          <w:t>kamalkundra123@gmail.com</w:t>
+        </w:r>
+      </w:hyperlink>
+      <w:r>
+        <w:t>, 9811292273</w:t>
+      </w:r>
+    </w:p>
+    <w:p>
+      <w:pPr>
+        <w:rPr>
+          <w:rFonts w:ascii="Roboto" w:hAnsi="Roboto"/>
+          <w:color w:val="5E5E5E"/>
+          <w:sz w:val="21"/>
+          <w:szCs w:val="21"/>
+          <w:shd w:val="clear" w:color="auto" w:fill="FFFFFF"/>
+        </w:rPr>
+      </w:pPr>
+      <w:r>
+        <w:rPr>
+          <w:rFonts w:ascii="Times New Roman" w:eastAsia="Times New Roman" w:hAnsi="Times New Roman" w:cs="Times New Roman"/>
+          <w:b/>
+          <w:bCs/>
+          <w:sz w:val="24"/>
+          <w:szCs w:val="24"/>
+          <w:lang w:val="en-IN" w:eastAsia="en-IN"/>
+        </w:rPr>
+        <w:t xml:space="preserve">Mr. Naveen </w:t>
+      </w:r>
+      <w:r>
+        <w:rPr>
+          <w:rFonts w:ascii="Times New Roman" w:eastAsia="Times New Roman" w:hAnsi="Times New Roman" w:cs="Times New Roman"/>
+          <w:b/>
+          <w:bCs/>
+          <w:sz w:val="24"/>
+          <w:szCs w:val="24"/>
+          <w:lang w:val="en-IN" w:eastAsia="en-IN"/>
+        </w:rPr>
+        <w:t>A</w:t>
+      </w:r>
+      <w:r>
+        <w:rPr>
+          <w:rFonts w:ascii="Times New Roman" w:eastAsia="Times New Roman" w:hAnsi="Times New Roman" w:cs="Times New Roman"/>
+          <w:b/>
+          <w:bCs/>
+          <w:sz w:val="24"/>
+          <w:szCs w:val="24"/>
+          <w:lang w:val="en-IN" w:eastAsia="en-IN"/>
+        </w:rPr>
+        <w:t xml:space="preserve">nanda Kumar Joseph </w:t>
+      </w:r>
+      <w:proofErr w:type="spellStart"/>
+      <w:r>
+        <w:rPr>
+          <w:rFonts w:ascii="Times New Roman" w:eastAsia="Times New Roman" w:hAnsi="Times New Roman" w:cs="Times New Roman"/>
+          <w:b/>
+          <w:bCs/>
+          <w:sz w:val="24"/>
+          <w:szCs w:val="24"/>
+          <w:lang w:val="en-IN" w:eastAsia="en-IN"/>
+        </w:rPr>
+        <w:t>A</w:t>
+      </w:r>
+      <w:r>
+        <w:rPr>
+          <w:rFonts w:ascii="Times New Roman" w:eastAsia="Times New Roman" w:hAnsi="Times New Roman" w:cs="Times New Roman"/>
+          <w:b/>
+          <w:bCs/>
+          <w:sz w:val="24"/>
+          <w:szCs w:val="24"/>
+          <w:lang w:val="en-IN" w:eastAsia="en-IN"/>
+        </w:rPr>
+        <w:t>nnaiah</w:t>
+      </w:r>
+      <w:proofErr w:type="spellEnd"/>
+      <w:r>
+        <w:rPr>
+          <w:rFonts w:ascii="Times New Roman" w:eastAsia="Times New Roman" w:hAnsi="Times New Roman" w:cs="Times New Roman"/>
+          <w:b/>
+          <w:bCs/>
+          <w:sz w:val="24"/>
+          <w:szCs w:val="24"/>
+          <w:lang w:val="en-IN" w:eastAsia="en-IN"/>
+        </w:rPr>
+        <w:t xml:space="preserve">, </w:t>
+      </w:r>
+      <w:r>
+        <w:rPr>
+          <w:rFonts w:ascii="Times New Roman" w:eastAsia="Times New Roman" w:hAnsi="Times New Roman" w:cs="Times New Roman"/>
+          <w:sz w:val="24"/>
+          <w:szCs w:val="24"/>
+          <w:lang w:val="en-IN" w:eastAsia="en-IN"/>
+        </w:rPr>
+        <w:t xml:space="preserve">Sr. </w:t>
+      </w:r>
+      <w:r>
+        <w:rPr>
+          <w:rFonts w:ascii="Times New Roman" w:eastAsia="Times New Roman" w:hAnsi="Times New Roman" w:cs="Times New Roman"/>
+          <w:sz w:val="24"/>
+          <w:szCs w:val="24"/>
+          <w:lang w:val="en-IN" w:eastAsia="en-IN"/>
+        </w:rPr>
+        <w:t xml:space="preserve">Data Engineer, </w:t>
+      </w:r>
+      <w:r>
+        <w:rPr>
+          <w:rFonts w:ascii="Arial" w:hAnsi="Arial" w:cs="Arial"/>
+          <w:color w:val="222222"/>
+          <w:shd w:val="clear" w:color="auto" w:fill="FFFFFF"/>
+        </w:rPr>
+        <w:t>T-Mobile, Texas, USA</w:t>
+      </w:r>
+      <w:r>
+        <w:rPr>
+          <w:rFonts w:ascii="Times New Roman" w:eastAsia="Times New Roman" w:hAnsi="Times New Roman" w:cs="Times New Roman"/>
+          <w:sz w:val="24"/>
+          <w:szCs w:val="24"/>
+          <w:lang w:val="en-IN" w:eastAsia="en-IN"/>
+        </w:rPr>
+        <w:t xml:space="preserve">. </w:t>
+      </w:r>
+      <w:r>
+        <w:rPr>
+          <w:rFonts w:ascii="Candara" w:hAnsi="Candara"/>
+        </w:rPr>
+        <w:t>(</w:t>
+      </w:r>
+      <w:hyperlink r:id="rId8" w:history="1">
+        <w:r>
+          <w:rPr>
+            <w:rStyle w:val="Hyperlink"/>
+            <w:rFonts w:ascii="Roboto" w:hAnsi="Roboto"/>
+            <w:sz w:val="21"/>
+            <w:szCs w:val="21"/>
+            <w:shd w:val="clear" w:color="auto" w:fill="FFFFFF"/>
+          </w:rPr>
+          <w:t>naveenjannaiah@gmail.com</w:t>
+        </w:r>
+      </w:hyperlink>
+      <w:r>
+        <w:rPr>
+          <w:rFonts w:ascii="Roboto" w:hAnsi="Roboto"/>
+          <w:color w:val="5E5E5E"/>
+          <w:sz w:val="21"/>
+          <w:szCs w:val="21"/>
+          <w:shd w:val="clear" w:color="auto" w:fill="FFFFFF"/>
+        </w:rPr>
+        <w:t>)</w:t>
+      </w:r>
+      <w:r>
+        <w:rPr>
+          <w:rFonts w:ascii="Roboto" w:hAnsi="Roboto"/>
+          <w:color w:val="5E5E5E"/>
+          <w:sz w:val="21"/>
+          <w:szCs w:val="21"/>
+          <w:shd w:val="clear" w:color="auto" w:fill="FFFFFF"/>
+        </w:rPr>
+        <w:t xml:space="preserve">, </w:t>
+      </w:r>
+      <w:r>
+        <w:rPr>
+          <w:rFonts w:ascii="Arial" w:hAnsi="Arial" w:cs="Arial"/>
+          <w:color w:val="222222"/>
+          <w:shd w:val="clear" w:color="auto" w:fill="FFFFFF"/>
+        </w:rPr>
+        <w:t>+18045498698</w:t>
       </w:r>
     </w:p>
     <w:p>
@@ -527,35 +731,7 @@
     </w:p>
     <w:p>
       <w:pPr>
-        <w:rPr>
-          <w:rFonts w:ascii="Candara" w:hAnsi="Candara" w:cs="Arial"/>
-        </w:rPr>
-      </w:pPr>
-      <w:r>
-        <w:rPr>
-          <w:rFonts w:ascii="Candara" w:hAnsi="Candara" w:cs="Arial"/>
-          <w:b/>
-        </w:rPr>
-        <w:t>[Name</w:t>
-      </w:r>
-      <w:r>
-        <w:rPr>
-          <w:rFonts w:ascii="Candara" w:hAnsi="Candara" w:cs="Arial"/>
-          <w:b/>
-        </w:rPr>
-        <w:t>, University or Organization, Country, e-mail</w:t>
-      </w:r>
-      <w:r>
-        <w:rPr>
-          <w:rFonts w:ascii="Candara" w:hAnsi="Candara" w:cs="Arial"/>
-          <w:b/>
-        </w:rPr>
-        <w:t>]</w:t>
-      </w:r>
-    </w:p>
-    <w:p>
-      <w:pPr>
-        <w:pStyle w:val="HTMLBody"/>
+        <w:pStyle w:val="NormalWeb"/>
         <w:rPr>
           <w:rFonts w:ascii="Candara" w:hAnsi="Candara"/>
           <w:bCs/>
@@ -563,48 +739,186 @@
           <w:szCs w:val="22"/>
         </w:rPr>
       </w:pPr>
-    </w:p>
-    <w:p>
-      <w:pPr>
-        <w:rPr>
-          <w:rFonts w:ascii="Candara" w:hAnsi="Candara" w:cs="Arial"/>
-          <w:b/>
-          <w:bCs/>
-          <w:color w:val="FF6600"/>
-        </w:rPr>
-      </w:pPr>
-      <w:r>
-        <w:rPr>
-          <w:rFonts w:ascii="Candara" w:hAnsi="Candara" w:cs="Arial"/>
-          <w:b/>
-          <w:bCs/>
-          <w:color w:val="FF6600"/>
-        </w:rPr>
-        <w:t>WORKSHOP DESCRIPTION</w:t>
-      </w:r>
-      <w:r>
-        <w:rPr>
-          <w:rFonts w:ascii="Candara" w:hAnsi="Candara" w:cs="Arial"/>
-          <w:b/>
-          <w:bCs/>
-          <w:color w:val="FF6600"/>
-        </w:rPr>
-        <w:t>:</w:t>
-      </w:r>
-    </w:p>
-    <w:p>
-      <w:pPr>
-        <w:rPr>
-          <w:rFonts w:ascii="Candara" w:hAnsi="Candara" w:cs="Arial"/>
-          <w:b/>
-        </w:rPr>
-      </w:pPr>
-      <w:r>
-        <w:rPr>
-          <w:rFonts w:ascii="Candara" w:hAnsi="Candara" w:cs="Arial"/>
-          <w:b/>
-        </w:rPr>
-        <w:t>[Insert descriptive paragraph]</w:t>
+      <w:r>
+        <w:rPr>
+          <w:rStyle w:val="Strong"/>
+        </w:rPr>
+        <w:t>Dr. Deepti Khanna</w:t>
+      </w:r>
+      <w:r>
+        <w:t xml:space="preserve">, Associate Professor, </w:t>
+      </w:r>
+      <w:r>
+        <w:t>Jagan Institute of Management Studies (JIMS), affiliated to Guru Gobind Singh Indraprastha University (GGSIPU)</w:t>
+      </w:r>
+      <w:r>
+        <w:t>, Rohini, New Delhi, India</w:t>
+      </w:r>
+      <w:r>
+        <w:rPr>
+          <w:rFonts w:ascii="Segoe UI Symbol" w:hAnsi="Segoe UI Symbol" w:cs="Segoe UI Symbol"/>
+        </w:rPr>
+        <w:t xml:space="preserve">, </w:t>
+      </w:r>
+      <w:hyperlink r:id="rId9" w:history="1">
+        <w:r>
+          <w:rPr>
+            <w:rStyle w:val="Hyperlink"/>
+            <w:rFonts w:ascii="Segoe UI Symbol" w:hAnsi="Segoe UI Symbol" w:cs="Segoe UI Symbol"/>
+          </w:rPr>
+          <w:t>drdeeptichoprakhanna@gmail.com</w:t>
+        </w:r>
+      </w:hyperlink>
+      <w:r>
+        <w:rPr>
+          <w:rFonts w:ascii="Segoe UI Symbol" w:hAnsi="Segoe UI Symbol" w:cs="Segoe UI Symbol"/>
+        </w:rPr>
+        <w:t xml:space="preserve"> ,</w:t>
+      </w:r>
+      <w:r>
+        <w:t xml:space="preserve"> 9958295454</w:t>
+      </w:r>
+    </w:p>
+    <w:p>
+      <w:pPr>
+        <w:pStyle w:val="NormalWeb"/>
+      </w:pPr>
+      <w:r>
+        <w:rPr>
+          <w:rStyle w:val="Strong"/>
+        </w:rPr>
+        <w:t>Dr. Kamal Kundra</w:t>
+      </w:r>
+      <w:r>
+        <w:t xml:space="preserve">, Professor (IT &amp; AI/ML), Controller of Examination, New Delhi Institute of Management, New Delhi, India, </w:t>
+      </w:r>
+      <w:hyperlink r:id="rId10" w:history="1">
+        <w:r>
+          <w:rPr>
+            <w:rStyle w:val="Hyperlink"/>
+          </w:rPr>
+          <w:t>kamalkundra123@gmail.com</w:t>
+        </w:r>
+      </w:hyperlink>
+      <w:r>
+        <w:t>, 9811292273</w:t>
+      </w:r>
+    </w:p>
+    <w:p>
+      <w:pPr>
+        <w:rPr>
+          <w:rFonts w:ascii="Roboto" w:hAnsi="Roboto"/>
+          <w:color w:val="5E5E5E"/>
+          <w:sz w:val="21"/>
+          <w:szCs w:val="21"/>
+          <w:shd w:val="clear" w:color="auto" w:fill="FFFFFF"/>
+        </w:rPr>
+      </w:pPr>
+      <w:r>
+        <w:rPr>
+          <w:rFonts w:ascii="Times New Roman" w:eastAsia="Times New Roman" w:hAnsi="Times New Roman" w:cs="Times New Roman"/>
+          <w:b/>
+          <w:bCs/>
+          <w:sz w:val="24"/>
+          <w:szCs w:val="24"/>
+          <w:lang w:val="en-IN" w:eastAsia="en-IN"/>
+        </w:rPr>
+        <w:t xml:space="preserve">Mr. Naveen Ananda Kumar Joseph </w:t>
+      </w:r>
+      <w:proofErr w:type="spellStart"/>
+      <w:r>
+        <w:rPr>
+          <w:rFonts w:ascii="Times New Roman" w:eastAsia="Times New Roman" w:hAnsi="Times New Roman" w:cs="Times New Roman"/>
+          <w:b/>
+          <w:bCs/>
+          <w:sz w:val="24"/>
+          <w:szCs w:val="24"/>
+          <w:lang w:val="en-IN" w:eastAsia="en-IN"/>
+        </w:rPr>
+        <w:t>Annaiah</w:t>
+      </w:r>
+      <w:proofErr w:type="spellEnd"/>
+      <w:r>
+        <w:rPr>
+          <w:rFonts w:ascii="Times New Roman" w:eastAsia="Times New Roman" w:hAnsi="Times New Roman" w:cs="Times New Roman"/>
+          <w:b/>
+          <w:bCs/>
+          <w:sz w:val="24"/>
+          <w:szCs w:val="24"/>
+          <w:lang w:val="en-IN" w:eastAsia="en-IN"/>
+        </w:rPr>
+        <w:t xml:space="preserve">, </w:t>
+      </w:r>
+      <w:r>
+        <w:rPr>
+          <w:rFonts w:ascii="Times New Roman" w:eastAsia="Times New Roman" w:hAnsi="Times New Roman" w:cs="Times New Roman"/>
+          <w:sz w:val="24"/>
+          <w:szCs w:val="24"/>
+          <w:lang w:val="en-IN" w:eastAsia="en-IN"/>
+        </w:rPr>
+        <w:t xml:space="preserve">Sr. </w:t>
+      </w:r>
+      <w:r>
+        <w:rPr>
+          <w:rFonts w:ascii="Times New Roman" w:eastAsia="Times New Roman" w:hAnsi="Times New Roman" w:cs="Times New Roman"/>
+          <w:sz w:val="24"/>
+          <w:szCs w:val="24"/>
+          <w:lang w:val="en-IN" w:eastAsia="en-IN"/>
+        </w:rPr>
+        <w:t xml:space="preserve">Data Engineer, </w:t>
+      </w:r>
+      <w:r>
+        <w:rPr>
+          <w:rFonts w:ascii="Arial" w:hAnsi="Arial" w:cs="Arial"/>
+          <w:color w:val="222222"/>
+          <w:shd w:val="clear" w:color="auto" w:fill="FFFFFF"/>
+        </w:rPr>
+        <w:t>T-Mobile, Texas, USA</w:t>
+      </w:r>
+      <w:r>
+        <w:rPr>
+          <w:rFonts w:ascii="Times New Roman" w:eastAsia="Times New Roman" w:hAnsi="Times New Roman" w:cs="Times New Roman"/>
+          <w:sz w:val="24"/>
+          <w:szCs w:val="24"/>
+          <w:lang w:val="en-IN" w:eastAsia="en-IN"/>
+        </w:rPr>
+        <w:t xml:space="preserve">. </w:t>
+      </w:r>
+      <w:r>
+        <w:rPr>
+          <w:rFonts w:ascii="Candara" w:hAnsi="Candara"/>
+        </w:rPr>
+        <w:t>(</w:t>
+      </w:r>
+      <w:hyperlink r:id="rId11" w:history="1">
+        <w:r>
+          <w:rPr>
+            <w:rStyle w:val="Hyperlink"/>
+            <w:rFonts w:ascii="Roboto" w:hAnsi="Roboto"/>
+            <w:sz w:val="21"/>
+            <w:szCs w:val="21"/>
+            <w:shd w:val="clear" w:color="auto" w:fill="FFFFFF"/>
+          </w:rPr>
+          <w:t>naveenjannaiah@gmail.com</w:t>
+        </w:r>
+      </w:hyperlink>
+      <w:r>
+        <w:rPr>
+          <w:rFonts w:ascii="Roboto" w:hAnsi="Roboto"/>
+          <w:color w:val="5E5E5E"/>
+          <w:sz w:val="21"/>
+          <w:szCs w:val="21"/>
+          <w:shd w:val="clear" w:color="auto" w:fill="FFFFFF"/>
+        </w:rPr>
+        <w:t xml:space="preserve">), </w:t>
+      </w:r>
+      <w:r>
+        <w:rPr>
+          <w:rFonts w:ascii="Arial" w:hAnsi="Arial" w:cs="Arial"/>
+          <w:color w:val="222222"/>
+          <w:shd w:val="clear" w:color="auto" w:fill="FFFFFF"/>
+        </w:rPr>
+        <w:t>+18045498698</w:t>
       </w:r>
     </w:p>
     <w:p>
@@ -620,6 +934,17 @@
     </w:p>
     <w:p>
       <w:pPr>
+        <w:pStyle w:val="HTMLBody"/>
+        <w:rPr>
+          <w:rFonts w:ascii="Candara" w:hAnsi="Candara"/>
+          <w:bCs/>
+          <w:sz w:val="22"/>
+          <w:szCs w:val="22"/>
+        </w:rPr>
+      </w:pPr>
+    </w:p>
+    <w:p>
+      <w:pPr>
         <w:rPr>
           <w:rFonts w:ascii="Candara" w:hAnsi="Candara" w:cs="Arial"/>
           <w:b/>
@@ -634,6 +959,82 @@
           <w:bCs/>
           <w:color w:val="FF6600"/>
         </w:rPr>
+        <w:t>WORKSHOP DESCRIPTION</w:t>
+      </w:r>
+      <w:r>
+        <w:rPr>
+          <w:rFonts w:ascii="Candara" w:hAnsi="Candara" w:cs="Arial"/>
+          <w:b/>
+          <w:bCs/>
+          <w:color w:val="FF6600"/>
+        </w:rPr>
+        <w:t>:</w:t>
+      </w:r>
+    </w:p>
+    <w:p>
+      <w:pPr>
+        <w:pStyle w:val="NormalWeb"/>
+      </w:pPr>
+      <w:r>
+        <w:t xml:space="preserve">The International Workshop on </w:t>
+      </w:r>
+      <w:r>
+        <w:rPr>
+          <w:rStyle w:val="Strong"/>
+        </w:rPr>
+        <w:t>Data-Driven Management and AI-Powered Enterprise Systems (DMAIPES 2026)</w:t>
+      </w:r>
+      <w:r>
+        <w:t xml:space="preserve"> aims to provide a premier forum for researchers, practitioners, industry experts, and policymakers to discuss recent advances, challenges, and future directions in the integration of Artificial Intelligence (AI), data analytics, and intelligent enterprise systems. As organizations increasingly rely on data-driven decision-making, AI technologies are transforming business processes, operational efficiency, strategic planning, customer engagement, and innovation management.</w:t>
+      </w:r>
+    </w:p>
+    <w:p>
+      <w:pPr>
+        <w:pStyle w:val="NormalWeb"/>
+      </w:pPr>
+      <w:r>
+        <w:t xml:space="preserve">This workshop focuses on the development and application of advanced AI techniques, machine learning models, business intelligence systems, predictive analytics, digital transformation frameworks, and enterprise information </w:t>
+      </w:r>
+      <w:r>
+        <w:lastRenderedPageBreak/>
+        <w:t>systems that support smart and sustainable organizational growth. Participants will explore emerging trends in intelligent automation, data governance, enterprise resource planning, decision support systems, Industry 5.0, and AI-enabled management practices. The workshop seeks to bridge the gap between academic research and industrial applications while fostering interdisciplinary collaborations for the next generation of intelligent enterprises.</w:t>
+      </w:r>
+    </w:p>
+    <w:p>
+      <w:pPr>
+        <w:rPr>
+          <w:rFonts w:ascii="Candara" w:hAnsi="Candara" w:cs="Arial"/>
+          <w:b/>
+        </w:rPr>
+      </w:pPr>
+    </w:p>
+    <w:p>
+      <w:pPr>
+        <w:pStyle w:val="HTMLBody"/>
+        <w:rPr>
+          <w:rFonts w:ascii="Candara" w:hAnsi="Candara"/>
+          <w:bCs/>
+          <w:sz w:val="22"/>
+          <w:szCs w:val="22"/>
+        </w:rPr>
+      </w:pPr>
+    </w:p>
+    <w:p>
+      <w:pPr>
+        <w:rPr>
+          <w:rFonts w:ascii="Candara" w:hAnsi="Candara" w:cs="Arial"/>
+          <w:b/>
+          <w:bCs/>
+          <w:color w:val="FF6600"/>
+        </w:rPr>
+      </w:pPr>
+      <w:r>
+        <w:rPr>
+          <w:rFonts w:ascii="Candara" w:hAnsi="Candara" w:cs="Arial"/>
+          <w:b/>
+          <w:bCs/>
+          <w:color w:val="FF6600"/>
+        </w:rPr>
         <w:t>RECOMMENDED TOPICS:</w:t>
       </w:r>
     </w:p>
@@ -664,52 +1065,551 @@
     </w:p>
     <w:p>
       <w:pPr>
-        <w:rPr>
-          <w:rFonts w:ascii="Candara" w:hAnsi="Candara" w:cs="Arial"/>
-        </w:rPr>
-      </w:pPr>
-    </w:p>
-    <w:p>
-      <w:pPr>
-        <w:numPr>
-          <w:ilvl w:val="0"/>
-          <w:numId w:val="2"/>
-        </w:numPr>
+        <w:ind w:left="720"/>
+        <w:rPr>
+          <w:rFonts w:ascii="Candara" w:hAnsi="Candara" w:cs="Arial"/>
+          <w:color w:val="000000" w:themeColor="text1"/>
+        </w:rPr>
+      </w:pPr>
+    </w:p>
+    <w:p>
+      <w:pPr>
+        <w:pStyle w:val="Heading3"/>
+        <w:ind w:left="720"/>
+        <w:rPr>
+          <w:rFonts w:ascii="Times New Roman" w:eastAsia="Times New Roman" w:hAnsi="Times New Roman" w:cs="Times New Roman"/>
+          <w:b/>
+          <w:bCs/>
+          <w:color w:val="000000" w:themeColor="text1"/>
+        </w:rPr>
+      </w:pPr>
+      <w:r>
+        <w:rPr>
+          <w:b/>
+          <w:bCs/>
+          <w:color w:val="000000" w:themeColor="text1"/>
+        </w:rPr>
+        <w:t>• AI-Driven Decision Support Systems</w:t>
+      </w:r>
+    </w:p>
+    <w:p>
+      <w:pPr>
+        <w:pStyle w:val="NormalWeb"/>
+        <w:ind w:left="720"/>
+        <w:rPr>
+          <w:color w:val="000000" w:themeColor="text1"/>
+        </w:rPr>
+      </w:pPr>
+      <w:r>
+        <w:rPr>
+          <w:color w:val="000000" w:themeColor="text1"/>
+        </w:rPr>
+        <w:t>Advanced AI techniques for strategic planning, forecasting, and business decision-making.</w:t>
+      </w:r>
+    </w:p>
+    <w:p>
+      <w:pPr>
+        <w:pStyle w:val="Heading3"/>
+        <w:ind w:left="720"/>
+        <w:rPr>
+          <w:b/>
+          <w:bCs/>
+          <w:color w:val="000000" w:themeColor="text1"/>
+        </w:rPr>
+      </w:pPr>
+      <w:r>
+        <w:rPr>
+          <w:b/>
+          <w:bCs/>
+          <w:color w:val="000000" w:themeColor="text1"/>
+        </w:rPr>
+        <w:t>• Data Analytics for Enterprise Performance Management</w:t>
+      </w:r>
+    </w:p>
+    <w:p>
+      <w:pPr>
+        <w:pStyle w:val="NormalWeb"/>
+        <w:ind w:left="720"/>
+        <w:rPr>
+          <w:color w:val="000000" w:themeColor="text1"/>
+        </w:rPr>
+      </w:pPr>
+      <w:r>
+        <w:rPr>
+          <w:color w:val="000000" w:themeColor="text1"/>
+        </w:rPr>
+        <w:t>Big data analytics, KPI monitoring, business intelligence, and performance optimization.</w:t>
+      </w:r>
+    </w:p>
+    <w:p>
+      <w:pPr>
+        <w:pStyle w:val="Heading3"/>
+        <w:ind w:left="720"/>
+        <w:rPr>
+          <w:b/>
+          <w:bCs/>
+          <w:color w:val="000000" w:themeColor="text1"/>
+        </w:rPr>
+      </w:pPr>
+      <w:r>
+        <w:rPr>
+          <w:b/>
+          <w:bCs/>
+          <w:color w:val="000000" w:themeColor="text1"/>
+        </w:rPr>
+        <w:t>• Intelligent Enterprise Resource Planning (ERP) Systems</w:t>
+      </w:r>
+    </w:p>
+    <w:p>
+      <w:pPr>
+        <w:pStyle w:val="NormalWeb"/>
+        <w:ind w:left="720"/>
+        <w:rPr>
+          <w:color w:val="000000" w:themeColor="text1"/>
+        </w:rPr>
+      </w:pPr>
+      <w:r>
+        <w:rPr>
+          <w:color w:val="000000" w:themeColor="text1"/>
+        </w:rPr>
+        <w:t>AI-enhanced ERP, supply chain analytics, and operational intelligence.</w:t>
+      </w:r>
+    </w:p>
+    <w:p>
+      <w:pPr>
+        <w:pStyle w:val="Heading3"/>
+        <w:ind w:left="720"/>
+        <w:rPr>
+          <w:b/>
+          <w:bCs/>
+          <w:color w:val="000000" w:themeColor="text1"/>
+        </w:rPr>
+      </w:pPr>
+      <w:r>
+        <w:rPr>
+          <w:b/>
+          <w:bCs/>
+          <w:color w:val="000000" w:themeColor="text1"/>
+        </w:rPr>
+        <w:t>• Machine Learning Applications in Business and Management</w:t>
+      </w:r>
+    </w:p>
+    <w:p>
+      <w:pPr>
+        <w:pStyle w:val="NormalWeb"/>
+        <w:ind w:left="720"/>
+        <w:rPr>
+          <w:color w:val="000000" w:themeColor="text1"/>
+        </w:rPr>
+      </w:pPr>
+      <w:r>
+        <w:rPr>
+          <w:color w:val="000000" w:themeColor="text1"/>
+        </w:rPr>
+        <w:t xml:space="preserve">Predictive </w:t>
+      </w:r>
+      <w:r>
+        <w:rPr>
+          <w:color w:val="000000" w:themeColor="text1"/>
+        </w:rPr>
+        <w:t>modelling</w:t>
+      </w:r>
+      <w:r>
+        <w:rPr>
+          <w:color w:val="000000" w:themeColor="text1"/>
+        </w:rPr>
+        <w:t>, customer analytics, demand forecasting, and risk assessment.</w:t>
+      </w:r>
+    </w:p>
+    <w:p>
+      <w:pPr>
+        <w:pStyle w:val="Heading3"/>
+        <w:ind w:left="720"/>
+        <w:rPr>
+          <w:b/>
+          <w:bCs/>
+          <w:color w:val="000000" w:themeColor="text1"/>
+        </w:rPr>
+      </w:pPr>
+      <w:r>
+        <w:rPr>
+          <w:b/>
+          <w:bCs/>
+          <w:color w:val="000000" w:themeColor="text1"/>
+        </w:rPr>
+        <w:t>• AI-Powered Digital Transformation</w:t>
+      </w:r>
+    </w:p>
+    <w:p>
+      <w:pPr>
+        <w:pStyle w:val="NormalWeb"/>
+        <w:ind w:left="720"/>
+        <w:rPr>
+          <w:color w:val="000000" w:themeColor="text1"/>
+        </w:rPr>
+      </w:pPr>
+      <w:r>
+        <w:rPr>
+          <w:color w:val="000000" w:themeColor="text1"/>
+        </w:rPr>
+        <w:t>Frameworks, methodologies, and case studies for organizational digital transformation.</w:t>
+      </w:r>
+    </w:p>
+    <w:p>
+      <w:pPr>
+        <w:pStyle w:val="Heading3"/>
+        <w:ind w:left="720"/>
+        <w:rPr>
+          <w:b/>
+          <w:bCs/>
+          <w:color w:val="000000" w:themeColor="text1"/>
+        </w:rPr>
+      </w:pPr>
+      <w:r>
+        <w:rPr>
+          <w:b/>
+          <w:bCs/>
+          <w:color w:val="000000" w:themeColor="text1"/>
+        </w:rPr>
+        <w:t>• Business Process Automation and Intelligent Workflows</w:t>
+      </w:r>
+    </w:p>
+    <w:p>
+      <w:pPr>
+        <w:pStyle w:val="NormalWeb"/>
+        <w:ind w:left="720"/>
+        <w:rPr>
+          <w:color w:val="000000" w:themeColor="text1"/>
+        </w:rPr>
+      </w:pPr>
+      <w:r>
+        <w:rPr>
+          <w:color w:val="000000" w:themeColor="text1"/>
+        </w:rPr>
+        <w:t>Robotic Process Automation (RPA), intelligent agents, and workflow optimization.</w:t>
+      </w:r>
+    </w:p>
+    <w:p>
+      <w:pPr>
+        <w:pStyle w:val="Heading3"/>
+        <w:ind w:left="720"/>
+        <w:rPr>
+          <w:b/>
+          <w:bCs/>
+          <w:color w:val="000000" w:themeColor="text1"/>
+        </w:rPr>
+      </w:pPr>
+      <w:r>
+        <w:rPr>
+          <w:b/>
+          <w:bCs/>
+          <w:color w:val="000000" w:themeColor="text1"/>
+        </w:rPr>
+        <w:t>• Industry 5.0 and Smart Enterprises</w:t>
+      </w:r>
+    </w:p>
+    <w:p>
+      <w:pPr>
+        <w:pStyle w:val="NormalWeb"/>
+        <w:ind w:left="720"/>
+        <w:rPr>
+          <w:color w:val="000000" w:themeColor="text1"/>
+        </w:rPr>
+      </w:pPr>
+      <w:r>
+        <w:rPr>
+          <w:color w:val="000000" w:themeColor="text1"/>
+        </w:rPr>
+        <w:t>Human-centric AI, cyber-physical systems, and sustainable industrial innovation.</w:t>
+      </w:r>
+    </w:p>
+    <w:p>
+      <w:pPr>
+        <w:pStyle w:val="Heading3"/>
+        <w:ind w:left="720"/>
+        <w:rPr>
+          <w:b/>
+          <w:bCs/>
+          <w:color w:val="000000" w:themeColor="text1"/>
+        </w:rPr>
+      </w:pPr>
+      <w:r>
+        <w:rPr>
+          <w:b/>
+          <w:bCs/>
+          <w:color w:val="000000" w:themeColor="text1"/>
+        </w:rPr>
+        <w:t>• Explainable AI and Responsible Enterprise Intelligence</w:t>
+      </w:r>
+    </w:p>
+    <w:p>
+      <w:pPr>
+        <w:pStyle w:val="NormalWeb"/>
+        <w:ind w:left="720"/>
+        <w:rPr>
+          <w:color w:val="000000" w:themeColor="text1"/>
+        </w:rPr>
+      </w:pPr>
+      <w:r>
+        <w:rPr>
+          <w:color w:val="000000" w:themeColor="text1"/>
+        </w:rPr>
+        <w:t>Trustworthy AI, transparency, fairness, accountability, and governance.</w:t>
+      </w:r>
+    </w:p>
+    <w:p>
+      <w:pPr>
+        <w:pStyle w:val="Heading3"/>
+        <w:ind w:left="720"/>
+        <w:rPr>
+          <w:b/>
+          <w:bCs/>
+          <w:color w:val="000000" w:themeColor="text1"/>
+        </w:rPr>
+      </w:pPr>
+      <w:r>
+        <w:rPr>
+          <w:b/>
+          <w:bCs/>
+          <w:color w:val="000000" w:themeColor="text1"/>
+        </w:rPr>
+        <w:t>• Knowledge Management and Organizational Intelligence</w:t>
+      </w:r>
+    </w:p>
+    <w:p>
+      <w:pPr>
+        <w:pStyle w:val="NormalWeb"/>
+        <w:ind w:left="720"/>
+        <w:rPr>
+          <w:color w:val="000000" w:themeColor="text1"/>
+        </w:rPr>
+      </w:pPr>
+      <w:r>
+        <w:rPr>
+          <w:color w:val="000000" w:themeColor="text1"/>
+        </w:rPr>
+        <w:t>Knowledge discovery, organizational learning, and AI-supported innovation ecosystems.</w:t>
+      </w:r>
+    </w:p>
+    <w:p>
+      <w:pPr>
+        <w:pStyle w:val="Heading3"/>
+        <w:ind w:left="720"/>
+        <w:rPr>
+          <w:b/>
+          <w:bCs/>
+          <w:color w:val="000000" w:themeColor="text1"/>
+        </w:rPr>
+      </w:pPr>
+      <w:r>
+        <w:rPr>
+          <w:b/>
+          <w:bCs/>
+          <w:color w:val="000000" w:themeColor="text1"/>
+        </w:rPr>
+        <w:t>• AI for Financial Analytics and Risk Management</w:t>
+      </w:r>
+    </w:p>
+    <w:p>
+      <w:pPr>
+        <w:pStyle w:val="NormalWeb"/>
+        <w:ind w:left="720"/>
+        <w:rPr>
+          <w:color w:val="000000" w:themeColor="text1"/>
+        </w:rPr>
+      </w:pPr>
+      <w:r>
+        <w:rPr>
+          <w:color w:val="000000" w:themeColor="text1"/>
+        </w:rPr>
+        <w:t>Fraud detection, credit scoring, investment analytics, and financial forecasting.</w:t>
+      </w:r>
+    </w:p>
+    <w:p>
+      <w:pPr>
+        <w:pStyle w:val="Heading3"/>
+        <w:ind w:left="720"/>
+        <w:rPr>
+          <w:b/>
+          <w:bCs/>
+          <w:color w:val="000000" w:themeColor="text1"/>
+        </w:rPr>
+      </w:pPr>
+      <w:r>
+        <w:rPr>
+          <w:b/>
+          <w:bCs/>
+          <w:color w:val="000000" w:themeColor="text1"/>
+        </w:rPr>
+        <w:lastRenderedPageBreak/>
+        <w:t>• Cloud, Edge, and Distributed AI for Enterprise Systems</w:t>
+      </w:r>
+    </w:p>
+    <w:p>
+      <w:pPr>
+        <w:pStyle w:val="NormalWeb"/>
+        <w:ind w:left="720"/>
+        <w:rPr>
+          <w:color w:val="000000" w:themeColor="text1"/>
+        </w:rPr>
+      </w:pPr>
+      <w:r>
+        <w:rPr>
+          <w:color w:val="000000" w:themeColor="text1"/>
+        </w:rPr>
+        <w:t>Scalable architectures and intelligent service platforms.</w:t>
+      </w:r>
+    </w:p>
+    <w:p>
+      <w:pPr>
+        <w:pStyle w:val="Heading3"/>
+        <w:ind w:left="720"/>
+        <w:rPr>
+          <w:b/>
+          <w:bCs/>
+          <w:color w:val="000000" w:themeColor="text1"/>
+        </w:rPr>
+      </w:pPr>
+      <w:r>
+        <w:rPr>
+          <w:b/>
+          <w:bCs/>
+          <w:color w:val="000000" w:themeColor="text1"/>
+        </w:rPr>
+        <w:t>• Data Governance, Security, and Privacy in Enterprise Environments</w:t>
+      </w:r>
+    </w:p>
+    <w:p>
+      <w:pPr>
+        <w:pStyle w:val="NormalWeb"/>
+        <w:ind w:left="720"/>
+        <w:rPr>
+          <w:color w:val="000000" w:themeColor="text1"/>
+        </w:rPr>
+      </w:pPr>
+      <w:r>
+        <w:rPr>
+          <w:color w:val="000000" w:themeColor="text1"/>
+        </w:rPr>
+        <w:t>Regulatory compliance, cybersecurity, and ethical management of enterprise data.</w:t>
+      </w:r>
+    </w:p>
+    <w:p>
+      <w:pPr>
+        <w:pStyle w:val="Heading3"/>
+        <w:ind w:left="720"/>
+        <w:rPr>
+          <w:b/>
+          <w:bCs/>
+          <w:color w:val="000000" w:themeColor="text1"/>
+        </w:rPr>
+      </w:pPr>
+      <w:r>
+        <w:rPr>
+          <w:b/>
+          <w:bCs/>
+          <w:color w:val="000000" w:themeColor="text1"/>
+        </w:rPr>
+        <w:t>• Smart Customer Relationship Management (CRM)</w:t>
+      </w:r>
+    </w:p>
+    <w:p>
+      <w:pPr>
+        <w:pStyle w:val="NormalWeb"/>
+        <w:ind w:left="720"/>
+        <w:rPr>
+          <w:color w:val="000000" w:themeColor="text1"/>
+        </w:rPr>
+      </w:pPr>
+      <w:r>
+        <w:rPr>
+          <w:color w:val="000000" w:themeColor="text1"/>
+        </w:rPr>
+        <w:t>AI-driven personalization, customer engagement, and recommendation systems.</w:t>
+      </w:r>
+    </w:p>
+    <w:p>
+      <w:pPr>
+        <w:pStyle w:val="Heading3"/>
+        <w:ind w:left="720"/>
+        <w:rPr>
+          <w:b/>
+          <w:bCs/>
+          <w:color w:val="000000" w:themeColor="text1"/>
+        </w:rPr>
+      </w:pPr>
+      <w:r>
+        <w:rPr>
+          <w:b/>
+          <w:bCs/>
+          <w:color w:val="000000" w:themeColor="text1"/>
+        </w:rPr>
+        <w:t>• Generative AI for Enterprise Applications</w:t>
+      </w:r>
+    </w:p>
+    <w:p>
+      <w:pPr>
+        <w:pStyle w:val="NormalWeb"/>
+        <w:ind w:left="720"/>
+        <w:rPr>
+          <w:color w:val="000000" w:themeColor="text1"/>
+        </w:rPr>
+      </w:pPr>
+      <w:r>
+        <w:rPr>
+          <w:color w:val="000000" w:themeColor="text1"/>
+        </w:rPr>
+        <w:t>Large Language Models (LLMs), enterprise chatbots, content automation, and business productivity.</w:t>
+      </w:r>
+    </w:p>
+    <w:p>
+      <w:pPr>
+        <w:pStyle w:val="Heading3"/>
+        <w:ind w:left="720"/>
+        <w:rPr>
+          <w:color w:val="000000" w:themeColor="text1"/>
+        </w:rPr>
+      </w:pPr>
+      <w:r>
+        <w:rPr>
+          <w:color w:val="000000" w:themeColor="text1"/>
+        </w:rPr>
+        <w:t xml:space="preserve">• </w:t>
+      </w:r>
+      <w:r>
+        <w:rPr>
+          <w:b/>
+          <w:bCs/>
+          <w:color w:val="000000" w:themeColor="text1"/>
+        </w:rPr>
+        <w:t>Sustainable and Green AI for Business Ecosystems</w:t>
+      </w:r>
+    </w:p>
+    <w:p>
+      <w:pPr>
+        <w:pStyle w:val="NormalWeb"/>
+        <w:ind w:left="720"/>
+        <w:rPr>
+          <w:color w:val="000000" w:themeColor="text1"/>
+        </w:rPr>
+      </w:pPr>
+      <w:r>
+        <w:rPr>
+          <w:color w:val="000000" w:themeColor="text1"/>
+        </w:rPr>
+        <w:t>Energy-efficient AI systems and sustainability-focused enterprise strategies.</w:t>
+      </w:r>
+    </w:p>
+    <w:p>
+      <w:pPr>
         <w:autoSpaceDE/>
         <w:autoSpaceDN/>
-        <w:rPr>
-          <w:rFonts w:ascii="Candara" w:hAnsi="Candara" w:cs="Arial"/>
-          <w:b/>
-        </w:rPr>
-      </w:pPr>
-      <w:r>
-        <w:rPr>
-          <w:rFonts w:ascii="Candara" w:hAnsi="Candara" w:cs="Arial"/>
-          <w:b/>
-        </w:rPr>
-        <w:t>[Please insert</w:t>
-      </w:r>
-      <w:r>
-        <w:rPr>
-          <w:rFonts w:ascii="Candara" w:hAnsi="Candara" w:cs="Arial"/>
-          <w:b/>
-        </w:rPr>
-        <w:t xml:space="preserve"> a minimum of </w:t>
-      </w:r>
-      <w:r>
-        <w:rPr>
-          <w:rFonts w:ascii="Candara" w:hAnsi="Candara" w:cs="Arial"/>
-          <w:b/>
-        </w:rPr>
-        <w:t>6</w:t>
-      </w:r>
-      <w:r>
-        <w:rPr>
-          <w:rFonts w:ascii="Candara" w:hAnsi="Candara" w:cs="Arial"/>
-          <w:b/>
-        </w:rPr>
-        <w:t xml:space="preserve"> topics]</w:t>
-      </w:r>
+        <w:ind w:left="720"/>
+        <w:rPr>
+          <w:rFonts w:ascii="Candara" w:hAnsi="Candara" w:cs="Arial"/>
+          <w:b/>
+        </w:rPr>
+      </w:pPr>
     </w:p>
     <w:p>
       <w:pPr>
@@ -852,7 +1752,7 @@
           <w:bCs/>
           <w:color w:val="FF6600"/>
         </w:rPr>
-        <w:t>TENTATIVE LIST OF POTENTIAL CONTRIBUTORS</w:t>
+        <w:t>LEAD WORKSHOP ORGANIZER</w:t>
       </w:r>
       <w:r>
         <w:rPr>
@@ -861,105 +1761,43 @@
           <w:bCs/>
           <w:color w:val="FF6600"/>
         </w:rPr>
-        <w:t>:</w:t>
-      </w:r>
-    </w:p>
-    <w:p>
-      <w:pPr>
-        <w:pStyle w:val="HTMLBody"/>
+        <w:t xml:space="preserve">: </w:t>
+      </w:r>
+    </w:p>
+    <w:p>
+      <w:pPr>
+        <w:pStyle w:val="NormalWeb"/>
         <w:rPr>
           <w:rFonts w:ascii="Candara" w:hAnsi="Candara"/>
+          <w:bCs/>
           <w:sz w:val="22"/>
-        </w:rPr>
-      </w:pPr>
-      <w:r>
-        <w:rPr>
-          <w:rFonts w:ascii="Candara" w:hAnsi="Candara"/>
-          <w:sz w:val="22"/>
-        </w:rPr>
-        <w:t>Please list the tentative/confirmed contributors [Minimum 10 with name, affiliation, and email] who will submit their paper in the workshop.</w:t>
-      </w:r>
-    </w:p>
-    <w:p>
-      <w:pPr>
-        <w:pStyle w:val="HTMLBody"/>
-        <w:rPr>
-          <w:rFonts w:ascii="Candara" w:hAnsi="Candara"/>
-          <w:sz w:val="22"/>
-        </w:rPr>
-      </w:pPr>
-    </w:p>
-    <w:p>
-      <w:pPr>
-        <w:rPr>
-          <w:rFonts w:ascii="Candara" w:hAnsi="Candara" w:cs="Arial"/>
-          <w:b/>
-          <w:bCs/>
-          <w:color w:val="FF6600"/>
-        </w:rPr>
-      </w:pPr>
-      <w:r>
-        <w:rPr>
-          <w:rFonts w:ascii="Candara" w:hAnsi="Candara" w:cs="Arial"/>
-          <w:b/>
-          <w:bCs/>
-          <w:color w:val="FF6600"/>
-        </w:rPr>
-        <w:t>LEAD WORKSHOP ORGANIZER</w:t>
-      </w:r>
-      <w:r>
-        <w:rPr>
-          <w:rFonts w:ascii="Candara" w:hAnsi="Candara" w:cs="Arial"/>
-          <w:b/>
-          <w:bCs/>
-          <w:color w:val="FF6600"/>
-        </w:rPr>
-        <w:t xml:space="preserve">: </w:t>
-      </w:r>
-    </w:p>
-    <w:p>
-      <w:pPr>
-        <w:rPr>
-          <w:rFonts w:ascii="Candara" w:hAnsi="Candara" w:cs="Arial"/>
-          <w:b/>
-        </w:rPr>
-      </w:pPr>
-      <w:r>
-        <w:rPr>
-          <w:rFonts w:ascii="Candara" w:hAnsi="Candara" w:cs="Arial"/>
-          <w:b/>
-        </w:rPr>
-        <w:t>[Name</w:t>
-      </w:r>
-      <w:r>
-        <w:rPr>
-          <w:rFonts w:ascii="Candara" w:hAnsi="Candara" w:cs="Arial"/>
-          <w:b/>
-        </w:rPr>
-        <w:t>, University or Organization, Country, e-mail</w:t>
-      </w:r>
-      <w:r>
-        <w:rPr>
-          <w:rFonts w:ascii="Candara" w:hAnsi="Candara" w:cs="Arial"/>
-          <w:b/>
-        </w:rPr>
-        <w:t>]</w:t>
-      </w:r>
-    </w:p>
-    <w:p>
-      <w:pPr>
-        <w:rPr>
-          <w:rFonts w:ascii="Candara" w:hAnsi="Candara" w:cs="Arial"/>
-          <w:bCs/>
-        </w:rPr>
-      </w:pPr>
-      <w:r>
-        <w:rPr>
-          <w:rFonts w:ascii="Candara" w:hAnsi="Candara" w:cs="Arial"/>
-          <w:bCs/>
-        </w:rPr>
-        <w:t>*If more than one workshop organizers</w:t>
-      </w:r>
+          <w:szCs w:val="22"/>
+        </w:rPr>
+      </w:pPr>
+      <w:r>
+        <w:rPr>
+          <w:rStyle w:val="Strong"/>
+        </w:rPr>
+        <w:t>Dr. Deepti Khanna</w:t>
+      </w:r>
+      <w:r>
+        <w:t>, Associate Professor, Jagan Institute of Management Studies (JIMS), affiliated to Guru Gobind Singh Indraprastha University (GGSIPU), Rohini, New Delhi, India</w:t>
+      </w:r>
+      <w:r>
+        <w:rPr>
+          <w:rFonts w:ascii="Segoe UI Symbol" w:hAnsi="Segoe UI Symbol" w:cs="Segoe UI Symbol"/>
+        </w:rPr>
+        <w:t xml:space="preserve">, </w:t>
+      </w:r>
+      <w:hyperlink r:id="rId12" w:history="1">
+        <w:r>
+          <w:rPr>
+            <w:rStyle w:val="Hyperlink"/>
+            <w:rFonts w:ascii="Segoe UI Symbol" w:hAnsi="Segoe UI Symbol" w:cs="Segoe UI Symbol"/>
+          </w:rPr>
+          <w:t>drdeeptichoprakhanna@gmail.com</w:t>
+        </w:r>
+      </w:hyperlink>
     </w:p>
     <w:p>
       <w:pPr>
@@ -993,7 +1831,7 @@
 </file>
 
 <file path=word/numbering.xml><?xml version="1.0" encoding="utf-8"?>
-<w:numbering xmlns:wpc="http://schemas.microsoft.com/office/word/2010/wordprocessingCanvas" xmlns:cx="http://schemas.microsoft.com/office/drawing/2014/chartex" xmlns:cx1="http://schemas.microsoft.com/office/drawing/2015/9/8/chartex" xmlns:mc="http://schemas.openxmlformats.org/markup-compatibility/2006" xmlns:o="urn:schemas-microsoft-com:office:office" xmlns:r="http://schemas.openxmlformats.org/officeDocument/2006/relationships" xmlns:m="http://schemas.openxmlformats.org/officeDocument/2006/math" xmlns:v="urn:schemas-microsoft-com:vml" xmlns:wp14="http://schemas.microsoft.com/office/word/2010/wordprocessingDrawing" xmlns:wp="http://schemas.openxmlformats.org/drawingml/2006/wordprocessingDrawing" xmlns:w10="urn:schemas-microsoft-com:office:word" xmlns:w="http://schemas.openxmlformats.org/wordprocessingml/2006/main" xmlns:w14="http://schemas.microsoft.com/office/word/2010/wordml" xmlns:w15="http://schemas.microsoft.com/office/word/2012/wordml" xmlns:w16se="http://schemas.microsoft.com/office/word/2015/wordml/symex" xmlns:wpg="http://schemas.microsoft.com/office/word/2010/wordprocessingGroup" xmlns:wpi="http://schemas.microsoft.com/office/word/2010/wordprocessingInk" xmlns:wne="http://schemas.microsoft.com/office/word/2006/wordml" xmlns:wps="http://schemas.microsoft.com/office/word/2010/wordprocessingShape" mc:Ignorable="w14 w15 w16se wp14">
+<w:numbering xmlns:wpc="http://schemas.microsoft.com/office/word/2010/wordprocessingCanvas" xmlns:cx="http://schemas.microsoft.com/office/drawing/2014/chartex" xmlns:cx1="http://schemas.microsoft.com/office/drawing/2015/9/8/chartex" xmlns:cx2="http://schemas.microsoft.com/office/drawing/2015/10/21/chartex" xmlns:cx3="http://schemas.microsoft.com/office/drawing/2016/5/9/chartex" xmlns:cx4="http://schemas.microsoft.com/office/drawing/2016/5/10/chartex" xmlns:cx5="http://schemas.microsoft.com/office/drawing/2016/5/11/chartex" xmlns:cx6="http://schemas.microsoft.com/office/drawing/2016/5/12/chartex" xmlns:cx7="http://schemas.microsoft.com/office/drawing/2016/5/13/chartex" xmlns:cx8="http://schemas.microsoft.com/office/drawing/2016/5/14/chartex" xmlns:mc="http://schemas.openxmlformats.org/markup-compatibility/2006" xmlns:aink="http://schemas.microsoft.com/office/drawing/2016/ink" xmlns:am3d="http://schemas.microsoft.com/office/drawing/2017/model3d" xmlns:o="urn:schemas-microsoft-com:office:office" xmlns:r="http://schemas.openxmlformats.org/officeDocument/2006/relationships" xmlns:m="http://schemas.openxmlformats.org/officeDocument/2006/math" xmlns:v="urn:schemas-microsoft-com:vml" xmlns:wp14="http://schemas.microsoft.com/office/word/2010/wordprocessingDrawing" xmlns:wp="http://schemas.openxmlformats.org/drawingml/2006/wordprocessingDrawing" xmlns:w10="urn:schemas-microsoft-com:office:word" xmlns:w="http://schemas.openxmlformats.org/wordprocessingml/2006/main" xmlns:w14="http://schemas.microsoft.com/office/word/2010/wordml" xmlns:w15="http://schemas.microsoft.com/office/word/2012/wordml" xmlns:w16cex="http://schemas.microsoft.com/office/word/2018/wordml/cex" xmlns:w16cid="http://schemas.microsoft.com/office/word/2016/wordml/cid" xmlns:w16="http://schemas.microsoft.com/office/word/2018/wordml" xmlns:w16sdtdh="http://schemas.microsoft.com/office/word/2020/wordml/sdtdatahash" xmlns:w16se="http://schemas.microsoft.com/office/word/2015/wordml/symex" xmlns:wpg="http://schemas.microsoft.com/office/word/2010/wordprocessingGroup" xmlns:wpi="http://schemas.microsoft.com/office/word/2010/wordprocessingInk" xmlns:wne="http://schemas.microsoft.com/office/word/2006/wordml" xmlns:wps="http://schemas.microsoft.com/office/word/2010/wordprocessingShape" mc:Ignorable="w14 w15 w16se w16cid w16 w16cex w16sdtdh wp14">
   <w:abstractNum w:abstractNumId="0" w15:restartNumberingAfterBreak="0">
     <w:nsid w:val="074A611B"/>
     <w:multiLevelType w:val="hybridMultilevel"/>
@@ -1233,7 +2071,7 @@
 </file>
 
 <file path=word/styles.xml><?xml version="1.0" encoding="utf-8"?>
-<w:styles xmlns:mc="http://schemas.openxmlformats.org/markup-compatibility/2006" xmlns:r="http://schemas.openxmlformats.org/officeDocument/2006/relationships" xmlns:w="http://schemas.openxmlformats.org/wordprocessingml/2006/main" xmlns:w14="http://schemas.microsoft.com/office/word/2010/wordml" xmlns:w15="http://schemas.microsoft.com/office/word/2012/wordml" xmlns:w16se="http://schemas.microsoft.com/office/word/2015/wordml/symex" mc:Ignorable="w14 w15 w16se">
+<w:styles xmlns:mc="http://schemas.openxmlformats.org/markup-compatibility/2006" xmlns:r="http://schemas.openxmlformats.org/officeDocument/2006/relationships" xmlns:w="http://schemas.openxmlformats.org/wordprocessingml/2006/main" xmlns:w14="http://schemas.microsoft.com/office/word/2010/wordml" xmlns:w15="http://schemas.microsoft.com/office/word/2012/wordml" xmlns:w16cex="http://schemas.microsoft.com/office/word/2018/wordml/cex" xmlns:w16cid="http://schemas.microsoft.com/office/word/2016/wordml/cid" xmlns:w16="http://schemas.microsoft.com/office/word/2018/wordml" xmlns:w16sdtdh="http://schemas.microsoft.com/office/word/2020/wordml/sdtdatahash" xmlns:w16se="http://schemas.microsoft.com/office/word/2015/wordml/symex" mc:Ignorable="w14 w15 w16se w16cid w16 w16cex w16sdtdh">
   <w:docDefaults>
     <w:rPrDefault>
       <w:rPr>
@@ -1251,7 +2089,7 @@
       </w:pPr>
     </w:pPrDefault>
   </w:docDefaults>
-  <w:latentStyles w:defLockedState="0" w:defUIPriority="99" w:defSemiHidden="0" w:defUnhideWhenUsed="0" w:defQFormat="0" w:count="371">
+  <w:latentStyles w:defLockedState="0" w:defUIPriority="99" w:defSemiHidden="0" w:defUnhideWhenUsed="0" w:defQFormat="0" w:count="376">
     <w:lsdException w:name="Normal" w:uiPriority="0" w:qFormat="1"/>
     <w:lsdException w:name="heading 1" w:uiPriority="9" w:qFormat="1"/>
     <w:lsdException w:name="heading 2" w:semiHidden="1" w:uiPriority="9" w:unhideWhenUsed="1" w:qFormat="1"/>
@@ -1623,6 +2461,11 @@
     <w:lsdException w:name="List Table 5 Dark Accent 6" w:uiPriority="50"/>
     <w:lsdException w:name="List Table 6 Colorful Accent 6" w:uiPriority="51"/>
     <w:lsdException w:name="List Table 7 Colorful Accent 6" w:uiPriority="52"/>
+    <w:lsdException w:name="Mention" w:semiHidden="1" w:unhideWhenUsed="1"/>
+    <w:lsdException w:name="Smart Hyperlink" w:semiHidden="1" w:unhideWhenUsed="1"/>
+    <w:lsdException w:name="Hashtag" w:semiHidden="1" w:unhideWhenUsed="1"/>
+    <w:lsdException w:name="Unresolved Mention" w:semiHidden="1" w:unhideWhenUsed="1"/>
+    <w:lsdException w:name="Smart Link" w:semiHidden="1" w:unhideWhenUsed="1"/>
   </w:latentStyles>
   <w:style w:type="paragraph" w:default="1" w:styleId="Normal">
     <w:name w:val="Normal"/>
@@ -1646,6 +2489,29 @@
       <w:rFonts w:ascii="Verdana" w:eastAsia="Verdana" w:hAnsi="Verdana" w:cs="Verdana"/>
       <w:sz w:val="32"/>
       <w:szCs w:val="32"/>
+    </w:rPr>
+  </w:style>
+  <w:style w:type="paragraph" w:styleId="Heading3">
+    <w:name w:val="heading 3"/>
+    <w:basedOn w:val="Normal"/>
+    <w:next w:val="Normal"/>
+    <w:link w:val="Heading3Char"/>
+    <w:uiPriority w:val="9"/>
+    <w:semiHidden/>
+    <w:unhideWhenUsed/>
+    <w:qFormat/>
+    <w:rsid w:val="009C048E"/>
+    <w:pPr>
+      <w:keepNext/>
+      <w:keepLines/>
+      <w:spacing w:before="40"/>
+      <w:outlineLvl w:val="2"/>
+    </w:pPr>
+    <w:rPr>
+      <w:rFonts w:asciiTheme="majorHAnsi" w:eastAsiaTheme="majorEastAsia" w:hAnsiTheme="majorHAnsi" w:cstheme="majorBidi"/>
+      <w:color w:val="243F60" w:themeColor="accent1" w:themeShade="7F"/>
+      <w:sz w:val="24"/>
+      <w:szCs w:val="24"/>
     </w:rPr>
   </w:style>
   <w:style w:type="character" w:default="1" w:styleId="DefaultParagraphFont">
@@ -1742,6 +2608,50 @@
       <w:rFonts w:ascii="Arial" w:eastAsia="Times New Roman" w:hAnsi="Arial" w:cs="Arial"/>
       <w:sz w:val="20"/>
       <w:szCs w:val="20"/>
+    </w:rPr>
+  </w:style>
+  <w:style w:type="paragraph" w:styleId="NormalWeb">
+    <w:name w:val="Normal (Web)"/>
+    <w:basedOn w:val="Normal"/>
+    <w:uiPriority w:val="99"/>
+    <w:unhideWhenUsed/>
+    <w:rsid w:val="009C048E"/>
+    <w:pPr>
+      <w:widowControl/>
+      <w:autoSpaceDE/>
+      <w:autoSpaceDN/>
+      <w:spacing w:before="100" w:beforeAutospacing="1" w:after="100" w:afterAutospacing="1"/>
+    </w:pPr>
+    <w:rPr>
+      <w:rFonts w:ascii="Times New Roman" w:eastAsia="Times New Roman" w:hAnsi="Times New Roman" w:cs="Times New Roman"/>
+      <w:sz w:val="24"/>
+      <w:szCs w:val="24"/>
+      <w:lang w:val="en-IN" w:eastAsia="en-IN"/>
+    </w:rPr>
+  </w:style>
+  <w:style w:type="character" w:styleId="Strong">
+    <w:name w:val="Strong"/>
+    <w:basedOn w:val="DefaultParagraphFont"/>
+    <w:uiPriority w:val="22"/>
+    <w:qFormat/>
+    <w:rsid w:val="009C048E"/>
+    <w:rPr>
+      <w:b/>
+      <w:bCs/>
+    </w:rPr>
+  </w:style>
+  <w:style w:type="character" w:customStyle="1" w:styleId="Heading3Char">
+    <w:name w:val="Heading 3 Char"/>
+    <w:basedOn w:val="DefaultParagraphFont"/>
+    <w:link w:val="Heading3"/>
+    <w:uiPriority w:val="9"/>
+    <w:semiHidden/>
+    <w:rsid w:val="009C048E"/>
+    <w:rPr>
+      <w:rFonts w:asciiTheme="majorHAnsi" w:eastAsiaTheme="majorEastAsia" w:hAnsiTheme="majorHAnsi" w:cstheme="majorBidi"/>
+      <w:color w:val="243F60" w:themeColor="accent1" w:themeShade="7F"/>
+      <w:sz w:val="24"/>
+      <w:szCs w:val="24"/>
     </w:rPr>
   </w:style>
 </w:styles>
